--- a/Practicas Preprofesionales/Actas de Reuniones Academicas/ActaReunion_02-10-2025.docx
+++ b/Practicas Preprofesionales/Actas de Reuniones Academicas/ActaReunion_02-10-2025.docx
@@ -22,26 +22,24 @@
     <w:tbl>
       <w:tblPr>
         <w:tblStyle w:val="a"/>
-        <w:tblW w:w="10446" w:type="dxa"/>
-        <w:jc w:val="center"/>
-        <w:tblInd w:w="0" w:type="dxa"/>
+        <w:tblW w:w="10060" w:type="dxa"/>
+        <w:tblInd w:w="558" w:type="dxa"/>
         <w:tblLayout w:type="fixed"/>
         <w:tblLook w:val="0000" w:firstRow="0" w:lastRow="0" w:firstColumn="0" w:lastColumn="0" w:noHBand="0" w:noVBand="0"/>
       </w:tblPr>
       <w:tblGrid>
-        <w:gridCol w:w="1951"/>
-        <w:gridCol w:w="5557"/>
-        <w:gridCol w:w="1985"/>
-        <w:gridCol w:w="953"/>
+        <w:gridCol w:w="2405"/>
+        <w:gridCol w:w="4678"/>
+        <w:gridCol w:w="1710"/>
+        <w:gridCol w:w="1267"/>
       </w:tblGrid>
       <w:tr>
         <w:trPr>
           <w:trHeight w:val="852"/>
-          <w:jc w:val="center"/>
         </w:trPr>
         <w:tc>
           <w:tcPr>
-            <w:tcW w:w="1951" w:type="dxa"/>
+            <w:tcW w:w="2405" w:type="dxa"/>
             <w:vMerge w:val="restart"/>
             <w:tcBorders>
               <w:top w:val="single" w:sz="4" w:space="0" w:color="000000"/>
@@ -135,7 +133,7 @@
         </w:tc>
         <w:tc>
           <w:tcPr>
-            <w:tcW w:w="5557" w:type="dxa"/>
+            <w:tcW w:w="4678" w:type="dxa"/>
             <w:vMerge w:val="restart"/>
             <w:tcBorders>
               <w:top w:val="single" w:sz="4" w:space="0" w:color="000000"/>
@@ -181,6 +179,7 @@
                 <w:b/>
                 <w:sz w:val="20"/>
                 <w:szCs w:val="20"/>
+                <w:u w:val="single"/>
               </w:rPr>
             </w:pPr>
             <w:r>
@@ -192,11 +191,21 @@
               </w:rPr>
               <w:t xml:space="preserve">Proyecto: </w:t>
             </w:r>
-          </w:p>
-        </w:tc>
-        <w:tc>
-          <w:tcPr>
-            <w:tcW w:w="2938" w:type="dxa"/>
+            <w:r>
+              <w:rPr>
+                <w:rFonts w:ascii="Arial Narrow" w:eastAsia="Arial Narrow" w:hAnsi="Arial Narrow" w:cs="Arial Narrow"/>
+                <w:sz w:val="20"/>
+                <w:szCs w:val="20"/>
+              </w:rPr>
+              <w:t>Propuesta de prototipo para plataforma educativa U-LEARNINGCENTER</w:t>
+            </w:r>
+            <w:bookmarkStart w:id="0" w:name="_GoBack"/>
+            <w:bookmarkEnd w:id="0"/>
+          </w:p>
+        </w:tc>
+        <w:tc>
+          <w:tcPr>
+            <w:tcW w:w="2977" w:type="dxa"/>
             <w:gridSpan w:val="2"/>
             <w:tcBorders>
               <w:top w:val="single" w:sz="4" w:space="0" w:color="000000"/>
@@ -252,11 +261,10 @@
       <w:tr>
         <w:trPr>
           <w:trHeight w:val="240"/>
-          <w:jc w:val="center"/>
         </w:trPr>
         <w:tc>
           <w:tcPr>
-            <w:tcW w:w="1951" w:type="dxa"/>
+            <w:tcW w:w="2405" w:type="dxa"/>
             <w:vMerge/>
             <w:tcBorders>
               <w:top w:val="single" w:sz="4" w:space="0" w:color="000000"/>
@@ -296,7 +304,7 @@
         </w:tc>
         <w:tc>
           <w:tcPr>
-            <w:tcW w:w="5557" w:type="dxa"/>
+            <w:tcW w:w="4678" w:type="dxa"/>
             <w:vMerge/>
             <w:tcBorders>
               <w:top w:val="single" w:sz="4" w:space="0" w:color="000000"/>
@@ -336,7 +344,7 @@
         </w:tc>
         <w:tc>
           <w:tcPr>
-            <w:tcW w:w="1985" w:type="dxa"/>
+            <w:tcW w:w="1710" w:type="dxa"/>
             <w:tcBorders>
               <w:top w:val="single" w:sz="4" w:space="0" w:color="000000"/>
               <w:left w:val="single" w:sz="4" w:space="0" w:color="000000"/>
@@ -393,7 +401,7 @@
         </w:tc>
         <w:tc>
           <w:tcPr>
-            <w:tcW w:w="953" w:type="dxa"/>
+            <w:tcW w:w="1267" w:type="dxa"/>
             <w:tcBorders>
               <w:top w:val="single" w:sz="4" w:space="0" w:color="000000"/>
               <w:left w:val="single" w:sz="4" w:space="0" w:color="000000"/>
@@ -447,20 +455,19 @@
     <w:tbl>
       <w:tblPr>
         <w:tblStyle w:val="a0"/>
-        <w:tblW w:w="14884" w:type="dxa"/>
+        <w:tblW w:w="10065" w:type="dxa"/>
         <w:tblInd w:w="562" w:type="dxa"/>
         <w:tblLayout w:type="fixed"/>
         <w:tblLook w:val="0000" w:firstRow="0" w:lastRow="0" w:firstColumn="0" w:lastColumn="0" w:noHBand="0" w:noVBand="0"/>
       </w:tblPr>
       <w:tblGrid>
         <w:gridCol w:w="236"/>
-        <w:gridCol w:w="2047"/>
-        <w:gridCol w:w="2747"/>
-        <w:gridCol w:w="2115"/>
-        <w:gridCol w:w="1534"/>
-        <w:gridCol w:w="2236"/>
-        <w:gridCol w:w="1843"/>
-        <w:gridCol w:w="2126"/>
+        <w:gridCol w:w="4442"/>
+        <w:gridCol w:w="851"/>
+        <w:gridCol w:w="708"/>
+        <w:gridCol w:w="1418"/>
+        <w:gridCol w:w="142"/>
+        <w:gridCol w:w="2268"/>
       </w:tblGrid>
       <w:tr>
         <w:trPr>
@@ -468,8 +475,8 @@
         </w:trPr>
         <w:tc>
           <w:tcPr>
-            <w:tcW w:w="2283" w:type="dxa"/>
-            <w:gridSpan w:val="2"/>
+            <w:tcW w:w="5529" w:type="dxa"/>
+            <w:gridSpan w:val="3"/>
             <w:tcBorders>
               <w:top w:val="single" w:sz="4" w:space="0" w:color="000000"/>
               <w:left w:val="single" w:sz="4" w:space="0" w:color="000000"/>
@@ -496,7 +503,16 @@
                 <w:sz w:val="24"/>
                 <w:szCs w:val="24"/>
               </w:rPr>
-              <w:t>Fecha:</w:t>
+              <w:t>Lugar</w:t>
+            </w:r>
+            <w:r>
+              <w:rPr>
+                <w:rFonts w:ascii="Times New Roman" w:eastAsia="Times New Roman" w:hAnsi="Times New Roman" w:cs="Times New Roman"/>
+                <w:b/>
+                <w:sz w:val="24"/>
+                <w:szCs w:val="24"/>
+              </w:rPr>
+              <w:t>:</w:t>
             </w:r>
             <w:r>
               <w:rPr>
@@ -512,38 +528,14 @@
                 <w:sz w:val="24"/>
                 <w:szCs w:val="24"/>
               </w:rPr>
-              <w:t>02</w:t>
-            </w:r>
-            <w:r>
-              <w:rPr>
-                <w:rFonts w:ascii="Times New Roman" w:eastAsia="Times New Roman" w:hAnsi="Times New Roman" w:cs="Times New Roman"/>
-                <w:sz w:val="24"/>
-                <w:szCs w:val="24"/>
-              </w:rPr>
-              <w:t>-</w:t>
-            </w:r>
-            <w:r>
-              <w:rPr>
-                <w:rFonts w:ascii="Times New Roman" w:eastAsia="Times New Roman" w:hAnsi="Times New Roman" w:cs="Times New Roman"/>
-                <w:sz w:val="24"/>
-                <w:szCs w:val="24"/>
-              </w:rPr>
-              <w:t>10</w:t>
-            </w:r>
-            <w:r>
-              <w:rPr>
-                <w:rFonts w:ascii="Times New Roman" w:eastAsia="Times New Roman" w:hAnsi="Times New Roman" w:cs="Times New Roman"/>
-                <w:sz w:val="24"/>
-                <w:szCs w:val="24"/>
-              </w:rPr>
-              <w:t>-2025</w:t>
-            </w:r>
-          </w:p>
-        </w:tc>
-        <w:tc>
-          <w:tcPr>
-            <w:tcW w:w="10475" w:type="dxa"/>
-            <w:gridSpan w:val="5"/>
+              <w:t>Universidad de las Fuerzas Armadas ESPE – Departamento de Ciencias de la Computación</w:t>
+            </w:r>
+          </w:p>
+        </w:tc>
+        <w:tc>
+          <w:tcPr>
+            <w:tcW w:w="2268" w:type="dxa"/>
+            <w:gridSpan w:val="3"/>
             <w:tcBorders>
               <w:top w:val="single" w:sz="4" w:space="0" w:color="000000"/>
               <w:left w:val="dotted" w:sz="4" w:space="0" w:color="000000"/>
@@ -570,7 +562,16 @@
                 <w:sz w:val="24"/>
                 <w:szCs w:val="24"/>
               </w:rPr>
-              <w:t>Lugar:</w:t>
+              <w:t>Fecha</w:t>
+            </w:r>
+            <w:r>
+              <w:rPr>
+                <w:rFonts w:ascii="Times New Roman" w:eastAsia="Times New Roman" w:hAnsi="Times New Roman" w:cs="Times New Roman"/>
+                <w:b/>
+                <w:sz w:val="24"/>
+                <w:szCs w:val="24"/>
+              </w:rPr>
+              <w:t>:</w:t>
             </w:r>
             <w:r>
               <w:rPr>
@@ -586,13 +587,13 @@
                 <w:sz w:val="24"/>
                 <w:szCs w:val="24"/>
               </w:rPr>
-              <w:t>Universidad de las Fuerzas Armadas ESPE – Departamento de Ciencias de la Computación</w:t>
-            </w:r>
-          </w:p>
-        </w:tc>
-        <w:tc>
-          <w:tcPr>
-            <w:tcW w:w="2126" w:type="dxa"/>
+              <w:t>02-10-2025</w:t>
+            </w:r>
+          </w:p>
+        </w:tc>
+        <w:tc>
+          <w:tcPr>
+            <w:tcW w:w="2268" w:type="dxa"/>
             <w:tcBorders>
               <w:top w:val="single" w:sz="4" w:space="0" w:color="000000"/>
               <w:left w:val="dotted" w:sz="4" w:space="0" w:color="000000"/>
@@ -630,8 +631,8 @@
         </w:trPr>
         <w:tc>
           <w:tcPr>
-            <w:tcW w:w="10915" w:type="dxa"/>
-            <w:gridSpan w:val="6"/>
+            <w:tcW w:w="5529" w:type="dxa"/>
+            <w:gridSpan w:val="3"/>
             <w:tcBorders>
               <w:top w:val="dotted" w:sz="4" w:space="0" w:color="000000"/>
               <w:left w:val="single" w:sz="4" w:space="0" w:color="000000"/>
@@ -682,7 +683,8 @@
         </w:tc>
         <w:tc>
           <w:tcPr>
-            <w:tcW w:w="1843" w:type="dxa"/>
+            <w:tcW w:w="2268" w:type="dxa"/>
+            <w:gridSpan w:val="3"/>
             <w:tcBorders>
               <w:top w:val="dotted" w:sz="4" w:space="0" w:color="000000"/>
               <w:left w:val="dotted" w:sz="4" w:space="0" w:color="000000"/>
@@ -754,7 +756,7 @@
         </w:tc>
         <w:tc>
           <w:tcPr>
-            <w:tcW w:w="2126" w:type="dxa"/>
+            <w:tcW w:w="2268" w:type="dxa"/>
             <w:tcBorders>
               <w:top w:val="dotted" w:sz="4" w:space="0" w:color="000000"/>
               <w:left w:val="dotted" w:sz="4" w:space="0" w:color="000000"/>
@@ -846,8 +848,8 @@
         </w:trPr>
         <w:tc>
           <w:tcPr>
-            <w:tcW w:w="14884" w:type="dxa"/>
-            <w:gridSpan w:val="8"/>
+            <w:tcW w:w="10065" w:type="dxa"/>
+            <w:gridSpan w:val="7"/>
             <w:tcBorders>
               <w:top w:val="dotted" w:sz="4" w:space="0" w:color="000000"/>
               <w:left w:val="single" w:sz="4" w:space="0" w:color="000000"/>
@@ -915,8 +917,8 @@
         </w:trPr>
         <w:tc>
           <w:tcPr>
-            <w:tcW w:w="14884" w:type="dxa"/>
-            <w:gridSpan w:val="8"/>
+            <w:tcW w:w="10065" w:type="dxa"/>
+            <w:gridSpan w:val="7"/>
             <w:tcBorders>
               <w:left w:val="single" w:sz="4" w:space="0" w:color="000000"/>
               <w:bottom w:val="dotted" w:sz="4" w:space="0" w:color="000000"/>
@@ -1292,8 +1294,8 @@
         </w:trPr>
         <w:tc>
           <w:tcPr>
-            <w:tcW w:w="14884" w:type="dxa"/>
-            <w:gridSpan w:val="8"/>
+            <w:tcW w:w="10065" w:type="dxa"/>
+            <w:gridSpan w:val="7"/>
             <w:tcBorders>
               <w:top w:val="dotted" w:sz="4" w:space="0" w:color="000000"/>
               <w:left w:val="single" w:sz="4" w:space="0" w:color="000000"/>
@@ -1370,8 +1372,8 @@
         </w:tc>
         <w:tc>
           <w:tcPr>
-            <w:tcW w:w="14648" w:type="dxa"/>
-            <w:gridSpan w:val="7"/>
+            <w:tcW w:w="9829" w:type="dxa"/>
+            <w:gridSpan w:val="6"/>
             <w:tcBorders>
               <w:top w:val="dotted" w:sz="4" w:space="0" w:color="000000"/>
               <w:left w:val="dotted" w:sz="4" w:space="0" w:color="000000"/>
@@ -1459,8 +1461,8 @@
                 <w:szCs w:val="24"/>
               </w:rPr>
             </w:pPr>
-            <w:bookmarkStart w:id="0" w:name="_heading=h.gjdgxs" w:colFirst="0" w:colLast="0"/>
-            <w:bookmarkEnd w:id="0"/>
+            <w:bookmarkStart w:id="1" w:name="_heading=h.gjdgxs" w:colFirst="0" w:colLast="0"/>
+            <w:bookmarkEnd w:id="1"/>
             <w:r>
               <w:rPr>
                 <w:rFonts w:ascii="Times New Roman" w:eastAsia="Times New Roman" w:hAnsi="Times New Roman" w:cs="Times New Roman"/>
@@ -1473,8 +1475,8 @@
         </w:tc>
         <w:tc>
           <w:tcPr>
-            <w:tcW w:w="14648" w:type="dxa"/>
-            <w:gridSpan w:val="7"/>
+            <w:tcW w:w="9829" w:type="dxa"/>
+            <w:gridSpan w:val="6"/>
             <w:tcBorders>
               <w:top w:val="dotted" w:sz="4" w:space="0" w:color="000000"/>
               <w:left w:val="dotted" w:sz="4" w:space="0" w:color="000000"/>
@@ -1555,8 +1557,8 @@
         </w:tc>
         <w:tc>
           <w:tcPr>
-            <w:tcW w:w="14648" w:type="dxa"/>
-            <w:gridSpan w:val="7"/>
+            <w:tcW w:w="9829" w:type="dxa"/>
+            <w:gridSpan w:val="6"/>
             <w:tcBorders>
               <w:top w:val="dotted" w:sz="4" w:space="0" w:color="000000"/>
               <w:left w:val="dotted" w:sz="4" w:space="0" w:color="000000"/>
@@ -1631,15 +1633,14 @@
                 <w:sz w:val="24"/>
                 <w:szCs w:val="24"/>
               </w:rPr>
-              <w:lastRenderedPageBreak/>
               <w:t>4</w:t>
             </w:r>
           </w:p>
         </w:tc>
         <w:tc>
           <w:tcPr>
-            <w:tcW w:w="14648" w:type="dxa"/>
-            <w:gridSpan w:val="7"/>
+            <w:tcW w:w="9829" w:type="dxa"/>
+            <w:gridSpan w:val="6"/>
             <w:tcBorders>
               <w:top w:val="dotted" w:sz="4" w:space="0" w:color="000000"/>
               <w:left w:val="dotted" w:sz="4" w:space="0" w:color="000000"/>
@@ -1780,8 +1781,8 @@
         </w:tc>
         <w:tc>
           <w:tcPr>
-            <w:tcW w:w="14648" w:type="dxa"/>
-            <w:gridSpan w:val="7"/>
+            <w:tcW w:w="9829" w:type="dxa"/>
+            <w:gridSpan w:val="6"/>
             <w:tcBorders>
               <w:top w:val="dotted" w:sz="4" w:space="0" w:color="000000"/>
               <w:left w:val="dotted" w:sz="4" w:space="0" w:color="000000"/>
@@ -1882,8 +1883,8 @@
         </w:tc>
         <w:tc>
           <w:tcPr>
-            <w:tcW w:w="14648" w:type="dxa"/>
-            <w:gridSpan w:val="7"/>
+            <w:tcW w:w="9829" w:type="dxa"/>
+            <w:gridSpan w:val="6"/>
             <w:tcBorders>
               <w:top w:val="dotted" w:sz="4" w:space="0" w:color="000000"/>
               <w:left w:val="dotted" w:sz="4" w:space="0" w:color="000000"/>
@@ -1956,8 +1957,7 @@
         </w:tc>
         <w:tc>
           <w:tcPr>
-            <w:tcW w:w="4794" w:type="dxa"/>
-            <w:gridSpan w:val="2"/>
+            <w:tcW w:w="4442" w:type="dxa"/>
             <w:tcBorders>
               <w:top w:val="dotted" w:sz="4" w:space="0" w:color="000000"/>
               <w:left w:val="dotted" w:sz="4" w:space="0" w:color="000000"/>
@@ -1996,7 +1996,8 @@
         </w:tc>
         <w:tc>
           <w:tcPr>
-            <w:tcW w:w="2115" w:type="dxa"/>
+            <w:tcW w:w="1559" w:type="dxa"/>
+            <w:gridSpan w:val="2"/>
             <w:tcBorders>
               <w:top w:val="dotted" w:sz="4" w:space="0" w:color="000000"/>
               <w:left w:val="dotted" w:sz="4" w:space="0" w:color="000000"/>
@@ -2035,7 +2036,7 @@
         </w:tc>
         <w:tc>
           <w:tcPr>
-            <w:tcW w:w="1534" w:type="dxa"/>
+            <w:tcW w:w="1418" w:type="dxa"/>
             <w:tcBorders>
               <w:top w:val="dotted" w:sz="4" w:space="0" w:color="000000"/>
               <w:left w:val="dotted" w:sz="4" w:space="0" w:color="000000"/>
@@ -2074,8 +2075,8 @@
         </w:tc>
         <w:tc>
           <w:tcPr>
-            <w:tcW w:w="6205" w:type="dxa"/>
-            <w:gridSpan w:val="3"/>
+            <w:tcW w:w="2410" w:type="dxa"/>
+            <w:gridSpan w:val="2"/>
             <w:tcBorders>
               <w:top w:val="dotted" w:sz="4" w:space="0" w:color="000000"/>
               <w:left w:val="dotted" w:sz="4" w:space="0" w:color="000000"/>
@@ -2153,14 +2154,14 @@
                 <w:sz w:val="24"/>
                 <w:szCs w:val="24"/>
               </w:rPr>
+              <w:lastRenderedPageBreak/>
               <w:t>1</w:t>
             </w:r>
           </w:p>
         </w:tc>
         <w:tc>
           <w:tcPr>
-            <w:tcW w:w="4794" w:type="dxa"/>
-            <w:gridSpan w:val="2"/>
+            <w:tcW w:w="4442" w:type="dxa"/>
             <w:tcBorders>
               <w:top w:val="dotted" w:sz="4" w:space="0" w:color="000000"/>
               <w:left w:val="dotted" w:sz="4" w:space="0" w:color="000000"/>
@@ -2199,7 +2200,8 @@
         </w:tc>
         <w:tc>
           <w:tcPr>
-            <w:tcW w:w="2115" w:type="dxa"/>
+            <w:tcW w:w="1559" w:type="dxa"/>
+            <w:gridSpan w:val="2"/>
             <w:tcBorders>
               <w:top w:val="dotted" w:sz="4" w:space="0" w:color="000000"/>
               <w:left w:val="dotted" w:sz="4" w:space="0" w:color="000000"/>
@@ -2238,7 +2240,7 @@
         </w:tc>
         <w:tc>
           <w:tcPr>
-            <w:tcW w:w="1534" w:type="dxa"/>
+            <w:tcW w:w="1418" w:type="dxa"/>
             <w:tcBorders>
               <w:top w:val="dotted" w:sz="4" w:space="0" w:color="000000"/>
               <w:left w:val="dotted" w:sz="4" w:space="0" w:color="000000"/>
@@ -2282,8 +2284,6 @@
               </w:rPr>
               <w:t>8</w:t>
             </w:r>
-            <w:bookmarkStart w:id="1" w:name="_GoBack"/>
-            <w:bookmarkEnd w:id="1"/>
             <w:r>
               <w:rPr>
                 <w:rFonts w:ascii="Times New Roman" w:eastAsia="Times New Roman" w:hAnsi="Times New Roman" w:cs="Times New Roman"/>
@@ -2297,8 +2297,8 @@
         </w:tc>
         <w:tc>
           <w:tcPr>
-            <w:tcW w:w="6205" w:type="dxa"/>
-            <w:gridSpan w:val="3"/>
+            <w:tcW w:w="2410" w:type="dxa"/>
+            <w:gridSpan w:val="2"/>
             <w:tcBorders>
               <w:top w:val="dotted" w:sz="4" w:space="0" w:color="000000"/>
               <w:left w:val="dotted" w:sz="4" w:space="0" w:color="000000"/>
@@ -2390,22 +2390,22 @@
     <w:tbl>
       <w:tblPr>
         <w:tblStyle w:val="a2"/>
-        <w:tblW w:w="15285" w:type="dxa"/>
+        <w:tblW w:w="11253" w:type="dxa"/>
         <w:tblInd w:w="82" w:type="dxa"/>
         <w:tblLayout w:type="fixed"/>
         <w:tblLook w:val="0000" w:firstRow="0" w:lastRow="0" w:firstColumn="0" w:lastColumn="0" w:noHBand="0" w:noVBand="0"/>
       </w:tblPr>
       <w:tblGrid>
-        <w:gridCol w:w="4590"/>
-        <w:gridCol w:w="2411"/>
-        <w:gridCol w:w="4249"/>
-        <w:gridCol w:w="1980"/>
-        <w:gridCol w:w="2055"/>
+        <w:gridCol w:w="2323"/>
+        <w:gridCol w:w="2126"/>
+        <w:gridCol w:w="2410"/>
+        <w:gridCol w:w="1559"/>
+        <w:gridCol w:w="2835"/>
       </w:tblGrid>
       <w:tr>
         <w:tc>
           <w:tcPr>
-            <w:tcW w:w="4590" w:type="dxa"/>
+            <w:tcW w:w="2323" w:type="dxa"/>
             <w:tcBorders>
               <w:top w:val="single" w:sz="4" w:space="0" w:color="000000"/>
               <w:left w:val="single" w:sz="4" w:space="0" w:color="000000"/>
@@ -2444,7 +2444,7 @@
         </w:tc>
         <w:tc>
           <w:tcPr>
-            <w:tcW w:w="2411" w:type="dxa"/>
+            <w:tcW w:w="2126" w:type="dxa"/>
             <w:tcBorders>
               <w:top w:val="single" w:sz="4" w:space="0" w:color="000000"/>
               <w:left w:val="single" w:sz="4" w:space="0" w:color="000000"/>
@@ -2483,7 +2483,7 @@
         </w:tc>
         <w:tc>
           <w:tcPr>
-            <w:tcW w:w="4249" w:type="dxa"/>
+            <w:tcW w:w="2410" w:type="dxa"/>
             <w:tcBorders>
               <w:top w:val="single" w:sz="4" w:space="0" w:color="000000"/>
               <w:left w:val="single" w:sz="4" w:space="0" w:color="000000"/>
@@ -2522,7 +2522,7 @@
         </w:tc>
         <w:tc>
           <w:tcPr>
-            <w:tcW w:w="1980" w:type="dxa"/>
+            <w:tcW w:w="1559" w:type="dxa"/>
             <w:tcBorders>
               <w:top w:val="single" w:sz="4" w:space="0" w:color="000000"/>
               <w:left w:val="single" w:sz="4" w:space="0" w:color="000000"/>
@@ -2561,7 +2561,7 @@
         </w:tc>
         <w:tc>
           <w:tcPr>
-            <w:tcW w:w="2055" w:type="dxa"/>
+            <w:tcW w:w="2835" w:type="dxa"/>
             <w:tcBorders>
               <w:top w:val="single" w:sz="4" w:space="0" w:color="000000"/>
               <w:left w:val="single" w:sz="4" w:space="0" w:color="000000"/>
@@ -2605,7 +2605,7 @@
         </w:trPr>
         <w:tc>
           <w:tcPr>
-            <w:tcW w:w="4590" w:type="dxa"/>
+            <w:tcW w:w="2323" w:type="dxa"/>
             <w:tcBorders>
               <w:top w:val="single" w:sz="4" w:space="0" w:color="000000"/>
               <w:left w:val="single" w:sz="4" w:space="0" w:color="000000"/>
@@ -2638,7 +2638,6 @@
                 <w:szCs w:val="24"/>
               </w:rPr>
             </w:pPr>
-            <w:proofErr w:type="spellStart"/>
             <w:r>
               <w:rPr>
                 <w:rFonts w:ascii="Times New Roman" w:eastAsia="Times New Roman" w:hAnsi="Times New Roman" w:cs="Times New Roman"/>
@@ -2646,23 +2645,13 @@
                 <w:sz w:val="24"/>
                 <w:szCs w:val="24"/>
               </w:rPr>
-              <w:t>Ednan</w:t>
-            </w:r>
-            <w:proofErr w:type="spellEnd"/>
-            <w:r>
-              <w:rPr>
-                <w:rFonts w:ascii="Times New Roman" w:eastAsia="Times New Roman" w:hAnsi="Times New Roman" w:cs="Times New Roman"/>
-                <w:color w:val="000000"/>
-                <w:sz w:val="24"/>
-                <w:szCs w:val="24"/>
-              </w:rPr>
-              <w:t xml:space="preserve"> Josué Merino Calderón</w:t>
-            </w:r>
-          </w:p>
-        </w:tc>
-        <w:tc>
-          <w:tcPr>
-            <w:tcW w:w="2411" w:type="dxa"/>
+              <w:t>Ednan Josué Merino Calderón</w:t>
+            </w:r>
+          </w:p>
+        </w:tc>
+        <w:tc>
+          <w:tcPr>
+            <w:tcW w:w="2126" w:type="dxa"/>
             <w:tcBorders>
               <w:top w:val="single" w:sz="4" w:space="0" w:color="000000"/>
               <w:left w:val="dotted" w:sz="4" w:space="0" w:color="000000"/>
@@ -2699,7 +2688,7 @@
         </w:tc>
         <w:tc>
           <w:tcPr>
-            <w:tcW w:w="4249" w:type="dxa"/>
+            <w:tcW w:w="2410" w:type="dxa"/>
             <w:tcBorders>
               <w:top w:val="single" w:sz="4" w:space="0" w:color="000000"/>
               <w:left w:val="dotted" w:sz="4" w:space="0" w:color="000000"/>
@@ -2743,7 +2732,7 @@
         </w:tc>
         <w:tc>
           <w:tcPr>
-            <w:tcW w:w="1980" w:type="dxa"/>
+            <w:tcW w:w="1559" w:type="dxa"/>
             <w:tcBorders>
               <w:top w:val="single" w:sz="4" w:space="0" w:color="000000"/>
               <w:left w:val="dotted" w:sz="4" w:space="0" w:color="000000"/>
@@ -2804,7 +2793,7 @@
         </w:tc>
         <w:tc>
           <w:tcPr>
-            <w:tcW w:w="2055" w:type="dxa"/>
+            <w:tcW w:w="2835" w:type="dxa"/>
             <w:tcBorders>
               <w:top w:val="single" w:sz="4" w:space="0" w:color="000000"/>
               <w:left w:val="dotted" w:sz="4" w:space="0" w:color="000000"/>
@@ -2862,7 +2851,7 @@
         </w:trPr>
         <w:tc>
           <w:tcPr>
-            <w:tcW w:w="4590" w:type="dxa"/>
+            <w:tcW w:w="2323" w:type="dxa"/>
             <w:tcBorders>
               <w:top w:val="dotted" w:sz="4" w:space="0" w:color="000000"/>
               <w:left w:val="single" w:sz="4" w:space="0" w:color="000000"/>
@@ -2908,7 +2897,7 @@
         </w:tc>
         <w:tc>
           <w:tcPr>
-            <w:tcW w:w="2411" w:type="dxa"/>
+            <w:tcW w:w="2126" w:type="dxa"/>
             <w:tcBorders>
               <w:top w:val="dotted" w:sz="4" w:space="0" w:color="000000"/>
               <w:left w:val="dotted" w:sz="4" w:space="0" w:color="000000"/>
@@ -2953,7 +2942,7 @@
         </w:tc>
         <w:tc>
           <w:tcPr>
-            <w:tcW w:w="4249" w:type="dxa"/>
+            <w:tcW w:w="2410" w:type="dxa"/>
             <w:tcBorders>
               <w:top w:val="dotted" w:sz="4" w:space="0" w:color="000000"/>
               <w:left w:val="dotted" w:sz="4" w:space="0" w:color="000000"/>
@@ -2989,7 +2978,7 @@
         </w:tc>
         <w:tc>
           <w:tcPr>
-            <w:tcW w:w="1980" w:type="dxa"/>
+            <w:tcW w:w="1559" w:type="dxa"/>
             <w:tcBorders>
               <w:top w:val="dotted" w:sz="4" w:space="0" w:color="000000"/>
               <w:left w:val="dotted" w:sz="4" w:space="0" w:color="000000"/>
@@ -3034,7 +3023,7 @@
         </w:tc>
         <w:tc>
           <w:tcPr>
-            <w:tcW w:w="2055" w:type="dxa"/>
+            <w:tcW w:w="2835" w:type="dxa"/>
             <w:tcBorders>
               <w:top w:val="dotted" w:sz="4" w:space="0" w:color="000000"/>
               <w:left w:val="dotted" w:sz="4" w:space="0" w:color="000000"/>
@@ -3101,9 +3090,10 @@
     <w:sectPr>
       <w:headerReference w:type="default" r:id="rId9"/>
       <w:footerReference w:type="default" r:id="rId10"/>
-      <w:pgSz w:w="16838" w:h="11906" w:orient="landscape"/>
-      <w:pgMar w:top="720" w:right="720" w:bottom="357" w:left="720" w:header="624" w:footer="624" w:gutter="0"/>
+      <w:pgSz w:w="11906" w:h="16838"/>
+      <w:pgMar w:top="720" w:right="720" w:bottom="720" w:left="357" w:header="624" w:footer="624" w:gutter="0"/>
       <w:cols w:space="720"/>
+      <w:docGrid w:linePitch="299"/>
     </w:sectPr>
   </w:body>
 </w:document>
